--- a/ss8/btth.docx
+++ b/ss8/btth.docx
@@ -188,7 +188,7 @@
         <w:pStyle w:val="ListParagraph"/>
         <w:numPr>
           <w:ilvl w:val="0"/>
-          <w:numId w:val="3"/>
+          <w:numId w:val="5"/>
         </w:numPr>
       </w:pPr>
       <w:r>
@@ -200,32 +200,59 @@
         <w:pStyle w:val="ListParagraph"/>
         <w:numPr>
           <w:ilvl w:val="0"/>
-          <w:numId w:val="3"/>
+          <w:numId w:val="5"/>
         </w:numPr>
       </w:pPr>
       <w:r>
-        <w:t>Đối với từng khoá học : background cho từng khoá học, tên khoá học rõ ràng, số lượng bài học, số lượng sinh viên đăng ký học, có nút bấm (</w:t>
-      </w:r>
-      <w:r>
-        <w:t>tham gia khoá học</w:t>
-      </w:r>
-      <w:r>
-        <w:t>)</w:t>
-      </w:r>
-      <w:bookmarkStart w:id="0" w:name="_GoBack"/>
-      <w:bookmarkEnd w:id="0"/>
+        <w:t>Danh sách các khoá học</w:t>
+      </w:r>
     </w:p>
     <w:p>
       <w:pPr>
         <w:pStyle w:val="ListParagraph"/>
         <w:numPr>
           <w:ilvl w:val="0"/>
-          <w:numId w:val="4"/>
+          <w:numId w:val="6"/>
         </w:numPr>
       </w:pPr>
       <w:r>
-        <w:t>Danh sách các khoá học</w:t>
-      </w:r>
+        <w:t>Đối với từng khoá học : background cho từng khoá học, tên khoá học rõ ràng, số lượng bài học, số lượng sinh viên đăng ký học, có nút bấm (tham gia khoá học)</w:t>
+      </w:r>
+    </w:p>
+    <w:p>
+      <w:pPr>
+        <w:pStyle w:val="ListParagraph"/>
+        <w:numPr>
+          <w:ilvl w:val="0"/>
+          <w:numId w:val="6"/>
+        </w:numPr>
+      </w:pPr>
+      <w:r>
+        <w:t>Hiển thị đánh giá khoá học</w:t>
+      </w:r>
+    </w:p>
+    <w:p>
+      <w:pPr>
+        <w:pStyle w:val="ListParagraph"/>
+        <w:numPr>
+          <w:ilvl w:val="0"/>
+          <w:numId w:val="5"/>
+        </w:numPr>
+      </w:pPr>
+      <w:r>
+        <w:t>Reponse cho cá màn hình khác nhau ví dụ mà</w:t>
+      </w:r>
+      <w:bookmarkStart w:id="0" w:name="_GoBack"/>
+      <w:bookmarkEnd w:id="0"/>
+      <w:r>
+        <w:t>n hình máy tính hiển thị 3 khoá/1 hàng, điện thoại hiển thị 1 hoặc 2 khoáhojc</w:t>
+      </w:r>
+    </w:p>
+    <w:p>
+      <w:pPr>
+        <w:pStyle w:val="ListParagraph"/>
+        <w:ind w:left="1800"/>
+      </w:pPr>
     </w:p>
     <w:p>
       <w:pPr>
@@ -243,12 +270,12 @@
       <w:pPr>
         <w:pStyle w:val="ListParagraph"/>
         <w:numPr>
-          <w:ilvl w:val="0"/>
+          <w:ilvl w:val="1"/>
           <w:numId w:val="1"/>
         </w:numPr>
       </w:pPr>
       <w:r>
-        <w:t>Thiết kế màn hình làm quizz</w:t>
+        <w:t>Từng bài học</w:t>
       </w:r>
     </w:p>
     <w:p>
@@ -256,11 +283,62 @@
         <w:pStyle w:val="ListParagraph"/>
         <w:numPr>
           <w:ilvl w:val="0"/>
-          <w:numId w:val="1"/>
+          <w:numId w:val="10"/>
         </w:numPr>
       </w:pPr>
       <w:r>
-        <w:t xml:space="preserve">Thiết kế màn hình xem điểm </w:t>
+        <w:t>Bài học</w:t>
+      </w:r>
+    </w:p>
+    <w:p>
+      <w:pPr>
+        <w:pStyle w:val="ListParagraph"/>
+        <w:numPr>
+          <w:ilvl w:val="0"/>
+          <w:numId w:val="10"/>
+        </w:numPr>
+      </w:pPr>
+      <w:r>
+        <w:rPr>
+          <w:lang w:val="vi-VN"/>
+        </w:rPr>
+        <w:t>Xem video bài học</w:t>
+      </w:r>
+    </w:p>
+    <w:p>
+      <w:pPr>
+        <w:pStyle w:val="ListParagraph"/>
+        <w:numPr>
+          <w:ilvl w:val="0"/>
+          <w:numId w:val="10"/>
+        </w:numPr>
+      </w:pPr>
+      <w:r>
+        <w:t xml:space="preserve">Slice </w:t>
+      </w:r>
+    </w:p>
+    <w:p>
+      <w:pPr>
+        <w:pStyle w:val="ListParagraph"/>
+        <w:numPr>
+          <w:ilvl w:val="0"/>
+          <w:numId w:val="10"/>
+        </w:numPr>
+      </w:pPr>
+      <w:r>
+        <w:t>Bài làm quizz</w:t>
+      </w:r>
+    </w:p>
+    <w:p>
+      <w:pPr>
+        <w:pStyle w:val="ListParagraph"/>
+        <w:numPr>
+          <w:ilvl w:val="0"/>
+          <w:numId w:val="10"/>
+        </w:numPr>
+      </w:pPr>
+      <w:r>
+        <w:t>Bài tập về nhà</w:t>
       </w:r>
     </w:p>
     <w:sectPr>
@@ -276,6 +354,92 @@
 <file path=word/numbering.xml><?xml version="1.0" encoding="utf-8"?>
 <w:numbering xmlns:wpc="http://schemas.microsoft.com/office/word/2010/wordprocessingCanvas" xmlns:cx="http://schemas.microsoft.com/office/drawing/2014/chartex" xmlns:mc="http://schemas.openxmlformats.org/markup-compatibility/2006" xmlns:o="urn:schemas-microsoft-com:office:office" xmlns:r="http://schemas.openxmlformats.org/officeDocument/2006/relationships" xmlns:m="http://schemas.openxmlformats.org/officeDocument/2006/math" xmlns:v="urn:schemas-microsoft-com:vml" xmlns:wp14="http://schemas.microsoft.com/office/word/2010/wordprocessingDrawing" xmlns:wp="http://schemas.openxmlformats.org/drawingml/2006/wordprocessingDrawing" xmlns:w10="urn:schemas-microsoft-com:office:word" xmlns:w="http://schemas.openxmlformats.org/wordprocessingml/2006/main" xmlns:w14="http://schemas.microsoft.com/office/word/2010/wordml" xmlns:w15="http://schemas.microsoft.com/office/word/2012/wordml" xmlns:w16se="http://schemas.microsoft.com/office/word/2015/wordml/symex" xmlns:wpg="http://schemas.microsoft.com/office/word/2010/wordprocessingGroup" xmlns:wpi="http://schemas.microsoft.com/office/word/2010/wordprocessingInk" xmlns:wne="http://schemas.microsoft.com/office/word/2006/wordml" xmlns:wps="http://schemas.microsoft.com/office/word/2010/wordprocessingShape" mc:Ignorable="w14 w15 w16se wp14">
   <w:abstractNum w:abstractNumId="0" w15:restartNumberingAfterBreak="0">
+    <w:nsid w:val="05733178"/>
+    <w:multiLevelType w:val="hybridMultilevel"/>
+    <w:tmpl w:val="CD1EA5B6"/>
+    <w:lvl w:ilvl="0" w:tplc="0409001B">
+      <w:start w:val="1"/>
+      <w:numFmt w:val="lowerRoman"/>
+      <w:lvlText w:val="%1."/>
+      <w:lvlJc w:val="right"/>
+      <w:pPr>
+        <w:ind w:left="1800" w:hanging="360"/>
+      </w:pPr>
+    </w:lvl>
+    <w:lvl w:ilvl="1" w:tplc="04090019">
+      <w:start w:val="1"/>
+      <w:numFmt w:val="lowerLetter"/>
+      <w:lvlText w:val="%2."/>
+      <w:lvlJc w:val="left"/>
+      <w:pPr>
+        <w:ind w:left="2520" w:hanging="360"/>
+      </w:pPr>
+    </w:lvl>
+    <w:lvl w:ilvl="2" w:tplc="0409001B" w:tentative="1">
+      <w:start w:val="1"/>
+      <w:numFmt w:val="lowerRoman"/>
+      <w:lvlText w:val="%3."/>
+      <w:lvlJc w:val="right"/>
+      <w:pPr>
+        <w:ind w:left="3240" w:hanging="180"/>
+      </w:pPr>
+    </w:lvl>
+    <w:lvl w:ilvl="3" w:tplc="0409000F" w:tentative="1">
+      <w:start w:val="1"/>
+      <w:numFmt w:val="decimal"/>
+      <w:lvlText w:val="%4."/>
+      <w:lvlJc w:val="left"/>
+      <w:pPr>
+        <w:ind w:left="3960" w:hanging="360"/>
+      </w:pPr>
+    </w:lvl>
+    <w:lvl w:ilvl="4" w:tplc="04090019" w:tentative="1">
+      <w:start w:val="1"/>
+      <w:numFmt w:val="lowerLetter"/>
+      <w:lvlText w:val="%5."/>
+      <w:lvlJc w:val="left"/>
+      <w:pPr>
+        <w:ind w:left="4680" w:hanging="360"/>
+      </w:pPr>
+    </w:lvl>
+    <w:lvl w:ilvl="5" w:tplc="0409001B" w:tentative="1">
+      <w:start w:val="1"/>
+      <w:numFmt w:val="lowerRoman"/>
+      <w:lvlText w:val="%6."/>
+      <w:lvlJc w:val="right"/>
+      <w:pPr>
+        <w:ind w:left="5400" w:hanging="180"/>
+      </w:pPr>
+    </w:lvl>
+    <w:lvl w:ilvl="6" w:tplc="0409000F" w:tentative="1">
+      <w:start w:val="1"/>
+      <w:numFmt w:val="decimal"/>
+      <w:lvlText w:val="%7."/>
+      <w:lvlJc w:val="left"/>
+      <w:pPr>
+        <w:ind w:left="6120" w:hanging="360"/>
+      </w:pPr>
+    </w:lvl>
+    <w:lvl w:ilvl="7" w:tplc="04090019" w:tentative="1">
+      <w:start w:val="1"/>
+      <w:numFmt w:val="lowerLetter"/>
+      <w:lvlText w:val="%8."/>
+      <w:lvlJc w:val="left"/>
+      <w:pPr>
+        <w:ind w:left="6840" w:hanging="360"/>
+      </w:pPr>
+    </w:lvl>
+    <w:lvl w:ilvl="8" w:tplc="0409001B" w:tentative="1">
+      <w:start w:val="1"/>
+      <w:numFmt w:val="lowerRoman"/>
+      <w:lvlText w:val="%9."/>
+      <w:lvlJc w:val="right"/>
+      <w:pPr>
+        <w:ind w:left="7560" w:hanging="180"/>
+      </w:pPr>
+    </w:lvl>
+  </w:abstractNum>
+  <w:abstractNum w:abstractNumId="1" w15:restartNumberingAfterBreak="0">
     <w:nsid w:val="22610E32"/>
     <w:multiLevelType w:val="hybridMultilevel"/>
     <w:tmpl w:val="FB0A6E68"/>
@@ -364,7 +528,7 @@
       </w:pPr>
     </w:lvl>
   </w:abstractNum>
-  <w:abstractNum w:abstractNumId="1" w15:restartNumberingAfterBreak="0">
+  <w:abstractNum w:abstractNumId="2" w15:restartNumberingAfterBreak="0">
     <w:nsid w:val="2A8F6138"/>
     <w:multiLevelType w:val="hybridMultilevel"/>
     <w:tmpl w:val="52EA62C2"/>
@@ -477,7 +641,7 @@
       </w:rPr>
     </w:lvl>
   </w:abstractNum>
-  <w:abstractNum w:abstractNumId="2" w15:restartNumberingAfterBreak="0">
+  <w:abstractNum w:abstractNumId="3" w15:restartNumberingAfterBreak="0">
     <w:nsid w:val="3C3D1DAA"/>
     <w:multiLevelType w:val="hybridMultilevel"/>
     <w:tmpl w:val="90E2BDDC"/>
@@ -566,10 +730,10 @@
       </w:pPr>
     </w:lvl>
   </w:abstractNum>
-  <w:abstractNum w:abstractNumId="3" w15:restartNumberingAfterBreak="0">
+  <w:abstractNum w:abstractNumId="4" w15:restartNumberingAfterBreak="0">
     <w:nsid w:val="5DAD73CB"/>
     <w:multiLevelType w:val="hybridMultilevel"/>
-    <w:tmpl w:val="FF5ADAC8"/>
+    <w:tmpl w:val="AE5A461C"/>
     <w:lvl w:ilvl="0" w:tplc="0409000F">
       <w:start w:val="1"/>
       <w:numFmt w:val="decimal"/>
@@ -582,7 +746,7 @@
         <w:rFonts w:hint="default"/>
       </w:rPr>
     </w:lvl>
-    <w:lvl w:ilvl="1" w:tplc="04090019" w:tentative="1">
+    <w:lvl w:ilvl="1" w:tplc="04090019">
       <w:start w:val="1"/>
       <w:numFmt w:val="lowerLetter"/>
       <w:lvlText w:val="%2."/>
@@ -591,7 +755,7 @@
         <w:ind w:left="1440" w:hanging="360"/>
       </w:pPr>
     </w:lvl>
-    <w:lvl w:ilvl="2" w:tplc="0409001B" w:tentative="1">
+    <w:lvl w:ilvl="2" w:tplc="0409001B">
       <w:start w:val="1"/>
       <w:numFmt w:val="lowerRoman"/>
       <w:lvlText w:val="%3."/>
@@ -600,7 +764,7 @@
         <w:ind w:left="2160" w:hanging="180"/>
       </w:pPr>
     </w:lvl>
-    <w:lvl w:ilvl="3" w:tplc="0409000F" w:tentative="1">
+    <w:lvl w:ilvl="3" w:tplc="0409000F">
       <w:start w:val="1"/>
       <w:numFmt w:val="decimal"/>
       <w:lvlText w:val="%4."/>
@@ -609,7 +773,7 @@
         <w:ind w:left="2880" w:hanging="360"/>
       </w:pPr>
     </w:lvl>
-    <w:lvl w:ilvl="4" w:tplc="04090019" w:tentative="1">
+    <w:lvl w:ilvl="4" w:tplc="04090019">
       <w:start w:val="1"/>
       <w:numFmt w:val="lowerLetter"/>
       <w:lvlText w:val="%5."/>
@@ -655,16 +819,476 @@
       </w:pPr>
     </w:lvl>
   </w:abstractNum>
+  <w:abstractNum w:abstractNumId="5" w15:restartNumberingAfterBreak="0">
+    <w:nsid w:val="5F0D4A82"/>
+    <w:multiLevelType w:val="hybridMultilevel"/>
+    <w:tmpl w:val="137CC5D6"/>
+    <w:lvl w:ilvl="0" w:tplc="3B72CE94">
+      <w:start w:val="1"/>
+      <w:numFmt w:val="lowerRoman"/>
+      <w:lvlText w:val="%1."/>
+      <w:lvlJc w:val="left"/>
+      <w:pPr>
+        <w:ind w:left="1800" w:hanging="360"/>
+      </w:pPr>
+      <w:rPr>
+        <w:rFonts w:asciiTheme="minorHAnsi" w:eastAsiaTheme="minorEastAsia" w:hAnsiTheme="minorHAnsi" w:cstheme="minorBidi"/>
+      </w:rPr>
+    </w:lvl>
+    <w:lvl w:ilvl="1" w:tplc="04090019" w:tentative="1">
+      <w:start w:val="1"/>
+      <w:numFmt w:val="lowerLetter"/>
+      <w:lvlText w:val="%2."/>
+      <w:lvlJc w:val="left"/>
+      <w:pPr>
+        <w:ind w:left="2520" w:hanging="360"/>
+      </w:pPr>
+    </w:lvl>
+    <w:lvl w:ilvl="2" w:tplc="0409001B" w:tentative="1">
+      <w:start w:val="1"/>
+      <w:numFmt w:val="lowerRoman"/>
+      <w:lvlText w:val="%3."/>
+      <w:lvlJc w:val="right"/>
+      <w:pPr>
+        <w:ind w:left="3240" w:hanging="180"/>
+      </w:pPr>
+    </w:lvl>
+    <w:lvl w:ilvl="3" w:tplc="0409000F" w:tentative="1">
+      <w:start w:val="1"/>
+      <w:numFmt w:val="decimal"/>
+      <w:lvlText w:val="%4."/>
+      <w:lvlJc w:val="left"/>
+      <w:pPr>
+        <w:ind w:left="3960" w:hanging="360"/>
+      </w:pPr>
+    </w:lvl>
+    <w:lvl w:ilvl="4" w:tplc="04090019" w:tentative="1">
+      <w:start w:val="1"/>
+      <w:numFmt w:val="lowerLetter"/>
+      <w:lvlText w:val="%5."/>
+      <w:lvlJc w:val="left"/>
+      <w:pPr>
+        <w:ind w:left="4680" w:hanging="360"/>
+      </w:pPr>
+    </w:lvl>
+    <w:lvl w:ilvl="5" w:tplc="0409001B" w:tentative="1">
+      <w:start w:val="1"/>
+      <w:numFmt w:val="lowerRoman"/>
+      <w:lvlText w:val="%6."/>
+      <w:lvlJc w:val="right"/>
+      <w:pPr>
+        <w:ind w:left="5400" w:hanging="180"/>
+      </w:pPr>
+    </w:lvl>
+    <w:lvl w:ilvl="6" w:tplc="0409000F" w:tentative="1">
+      <w:start w:val="1"/>
+      <w:numFmt w:val="decimal"/>
+      <w:lvlText w:val="%7."/>
+      <w:lvlJc w:val="left"/>
+      <w:pPr>
+        <w:ind w:left="6120" w:hanging="360"/>
+      </w:pPr>
+    </w:lvl>
+    <w:lvl w:ilvl="7" w:tplc="04090019" w:tentative="1">
+      <w:start w:val="1"/>
+      <w:numFmt w:val="lowerLetter"/>
+      <w:lvlText w:val="%8."/>
+      <w:lvlJc w:val="left"/>
+      <w:pPr>
+        <w:ind w:left="6840" w:hanging="360"/>
+      </w:pPr>
+    </w:lvl>
+    <w:lvl w:ilvl="8" w:tplc="0409001B" w:tentative="1">
+      <w:start w:val="1"/>
+      <w:numFmt w:val="lowerRoman"/>
+      <w:lvlText w:val="%9."/>
+      <w:lvlJc w:val="right"/>
+      <w:pPr>
+        <w:ind w:left="7560" w:hanging="180"/>
+      </w:pPr>
+    </w:lvl>
+  </w:abstractNum>
+  <w:abstractNum w:abstractNumId="6" w15:restartNumberingAfterBreak="0">
+    <w:nsid w:val="5F7D04B3"/>
+    <w:multiLevelType w:val="hybridMultilevel"/>
+    <w:tmpl w:val="D30CF512"/>
+    <w:lvl w:ilvl="0" w:tplc="0409001B">
+      <w:start w:val="1"/>
+      <w:numFmt w:val="lowerRoman"/>
+      <w:lvlText w:val="%1."/>
+      <w:lvlJc w:val="right"/>
+      <w:pPr>
+        <w:ind w:left="2700" w:hanging="360"/>
+      </w:pPr>
+    </w:lvl>
+    <w:lvl w:ilvl="1" w:tplc="04090019" w:tentative="1">
+      <w:start w:val="1"/>
+      <w:numFmt w:val="lowerLetter"/>
+      <w:lvlText w:val="%2."/>
+      <w:lvlJc w:val="left"/>
+      <w:pPr>
+        <w:ind w:left="3420" w:hanging="360"/>
+      </w:pPr>
+    </w:lvl>
+    <w:lvl w:ilvl="2" w:tplc="0409001B" w:tentative="1">
+      <w:start w:val="1"/>
+      <w:numFmt w:val="lowerRoman"/>
+      <w:lvlText w:val="%3."/>
+      <w:lvlJc w:val="right"/>
+      <w:pPr>
+        <w:ind w:left="4140" w:hanging="180"/>
+      </w:pPr>
+    </w:lvl>
+    <w:lvl w:ilvl="3" w:tplc="0409000F" w:tentative="1">
+      <w:start w:val="1"/>
+      <w:numFmt w:val="decimal"/>
+      <w:lvlText w:val="%4."/>
+      <w:lvlJc w:val="left"/>
+      <w:pPr>
+        <w:ind w:left="4860" w:hanging="360"/>
+      </w:pPr>
+    </w:lvl>
+    <w:lvl w:ilvl="4" w:tplc="04090019" w:tentative="1">
+      <w:start w:val="1"/>
+      <w:numFmt w:val="lowerLetter"/>
+      <w:lvlText w:val="%5."/>
+      <w:lvlJc w:val="left"/>
+      <w:pPr>
+        <w:ind w:left="5580" w:hanging="360"/>
+      </w:pPr>
+    </w:lvl>
+    <w:lvl w:ilvl="5" w:tplc="0409001B" w:tentative="1">
+      <w:start w:val="1"/>
+      <w:numFmt w:val="lowerRoman"/>
+      <w:lvlText w:val="%6."/>
+      <w:lvlJc w:val="right"/>
+      <w:pPr>
+        <w:ind w:left="6300" w:hanging="180"/>
+      </w:pPr>
+    </w:lvl>
+    <w:lvl w:ilvl="6" w:tplc="0409000F" w:tentative="1">
+      <w:start w:val="1"/>
+      <w:numFmt w:val="decimal"/>
+      <w:lvlText w:val="%7."/>
+      <w:lvlJc w:val="left"/>
+      <w:pPr>
+        <w:ind w:left="7020" w:hanging="360"/>
+      </w:pPr>
+    </w:lvl>
+    <w:lvl w:ilvl="7" w:tplc="04090019" w:tentative="1">
+      <w:start w:val="1"/>
+      <w:numFmt w:val="lowerLetter"/>
+      <w:lvlText w:val="%8."/>
+      <w:lvlJc w:val="left"/>
+      <w:pPr>
+        <w:ind w:left="7740" w:hanging="360"/>
+      </w:pPr>
+    </w:lvl>
+    <w:lvl w:ilvl="8" w:tplc="0409001B" w:tentative="1">
+      <w:start w:val="1"/>
+      <w:numFmt w:val="lowerRoman"/>
+      <w:lvlText w:val="%9."/>
+      <w:lvlJc w:val="right"/>
+      <w:pPr>
+        <w:ind w:left="8460" w:hanging="180"/>
+      </w:pPr>
+    </w:lvl>
+  </w:abstractNum>
+  <w:abstractNum w:abstractNumId="7" w15:restartNumberingAfterBreak="0">
+    <w:nsid w:val="72561ADE"/>
+    <w:multiLevelType w:val="hybridMultilevel"/>
+    <w:tmpl w:val="37C032F2"/>
+    <w:lvl w:ilvl="0" w:tplc="FC98F464">
+      <w:start w:val="1"/>
+      <w:numFmt w:val="decimal"/>
+      <w:lvlText w:val="%1."/>
+      <w:lvlJc w:val="left"/>
+      <w:pPr>
+        <w:ind w:left="1800" w:hanging="360"/>
+      </w:pPr>
+      <w:rPr>
+        <w:rFonts w:hint="default"/>
+      </w:rPr>
+    </w:lvl>
+    <w:lvl w:ilvl="1" w:tplc="04090019">
+      <w:start w:val="1"/>
+      <w:numFmt w:val="lowerLetter"/>
+      <w:lvlText w:val="%2."/>
+      <w:lvlJc w:val="left"/>
+      <w:pPr>
+        <w:ind w:left="2520" w:hanging="360"/>
+      </w:pPr>
+    </w:lvl>
+    <w:lvl w:ilvl="2" w:tplc="0409001B">
+      <w:start w:val="1"/>
+      <w:numFmt w:val="lowerRoman"/>
+      <w:lvlText w:val="%3."/>
+      <w:lvlJc w:val="right"/>
+      <w:pPr>
+        <w:ind w:left="3240" w:hanging="180"/>
+      </w:pPr>
+    </w:lvl>
+    <w:lvl w:ilvl="3" w:tplc="0409000F">
+      <w:start w:val="1"/>
+      <w:numFmt w:val="decimal"/>
+      <w:lvlText w:val="%4."/>
+      <w:lvlJc w:val="left"/>
+      <w:pPr>
+        <w:ind w:left="3960" w:hanging="360"/>
+      </w:pPr>
+    </w:lvl>
+    <w:lvl w:ilvl="4" w:tplc="04090019" w:tentative="1">
+      <w:start w:val="1"/>
+      <w:numFmt w:val="lowerLetter"/>
+      <w:lvlText w:val="%5."/>
+      <w:lvlJc w:val="left"/>
+      <w:pPr>
+        <w:ind w:left="4680" w:hanging="360"/>
+      </w:pPr>
+    </w:lvl>
+    <w:lvl w:ilvl="5" w:tplc="0409001B" w:tentative="1">
+      <w:start w:val="1"/>
+      <w:numFmt w:val="lowerRoman"/>
+      <w:lvlText w:val="%6."/>
+      <w:lvlJc w:val="right"/>
+      <w:pPr>
+        <w:ind w:left="5400" w:hanging="180"/>
+      </w:pPr>
+    </w:lvl>
+    <w:lvl w:ilvl="6" w:tplc="0409000F" w:tentative="1">
+      <w:start w:val="1"/>
+      <w:numFmt w:val="decimal"/>
+      <w:lvlText w:val="%7."/>
+      <w:lvlJc w:val="left"/>
+      <w:pPr>
+        <w:ind w:left="6120" w:hanging="360"/>
+      </w:pPr>
+    </w:lvl>
+    <w:lvl w:ilvl="7" w:tplc="04090019" w:tentative="1">
+      <w:start w:val="1"/>
+      <w:numFmt w:val="lowerLetter"/>
+      <w:lvlText w:val="%8."/>
+      <w:lvlJc w:val="left"/>
+      <w:pPr>
+        <w:ind w:left="6840" w:hanging="360"/>
+      </w:pPr>
+    </w:lvl>
+    <w:lvl w:ilvl="8" w:tplc="0409001B" w:tentative="1">
+      <w:start w:val="1"/>
+      <w:numFmt w:val="lowerRoman"/>
+      <w:lvlText w:val="%9."/>
+      <w:lvlJc w:val="right"/>
+      <w:pPr>
+        <w:ind w:left="7560" w:hanging="180"/>
+      </w:pPr>
+    </w:lvl>
+  </w:abstractNum>
+  <w:abstractNum w:abstractNumId="8" w15:restartNumberingAfterBreak="0">
+    <w:nsid w:val="73D74FF2"/>
+    <w:multiLevelType w:val="hybridMultilevel"/>
+    <w:tmpl w:val="907C55DC"/>
+    <w:lvl w:ilvl="0" w:tplc="CA162FD0">
+      <w:start w:val="1"/>
+      <w:numFmt w:val="decimal"/>
+      <w:lvlText w:val="%1."/>
+      <w:lvlJc w:val="left"/>
+      <w:pPr>
+        <w:ind w:left="2160" w:hanging="360"/>
+      </w:pPr>
+      <w:rPr>
+        <w:rFonts w:hint="default"/>
+      </w:rPr>
+    </w:lvl>
+    <w:lvl w:ilvl="1" w:tplc="04090019" w:tentative="1">
+      <w:start w:val="1"/>
+      <w:numFmt w:val="lowerLetter"/>
+      <w:lvlText w:val="%2."/>
+      <w:lvlJc w:val="left"/>
+      <w:pPr>
+        <w:ind w:left="2880" w:hanging="360"/>
+      </w:pPr>
+    </w:lvl>
+    <w:lvl w:ilvl="2" w:tplc="0409001B" w:tentative="1">
+      <w:start w:val="1"/>
+      <w:numFmt w:val="lowerRoman"/>
+      <w:lvlText w:val="%3."/>
+      <w:lvlJc w:val="right"/>
+      <w:pPr>
+        <w:ind w:left="3600" w:hanging="180"/>
+      </w:pPr>
+    </w:lvl>
+    <w:lvl w:ilvl="3" w:tplc="0409000F" w:tentative="1">
+      <w:start w:val="1"/>
+      <w:numFmt w:val="decimal"/>
+      <w:lvlText w:val="%4."/>
+      <w:lvlJc w:val="left"/>
+      <w:pPr>
+        <w:ind w:left="4320" w:hanging="360"/>
+      </w:pPr>
+    </w:lvl>
+    <w:lvl w:ilvl="4" w:tplc="04090019" w:tentative="1">
+      <w:start w:val="1"/>
+      <w:numFmt w:val="lowerLetter"/>
+      <w:lvlText w:val="%5."/>
+      <w:lvlJc w:val="left"/>
+      <w:pPr>
+        <w:ind w:left="5040" w:hanging="360"/>
+      </w:pPr>
+    </w:lvl>
+    <w:lvl w:ilvl="5" w:tplc="0409001B" w:tentative="1">
+      <w:start w:val="1"/>
+      <w:numFmt w:val="lowerRoman"/>
+      <w:lvlText w:val="%6."/>
+      <w:lvlJc w:val="right"/>
+      <w:pPr>
+        <w:ind w:left="5760" w:hanging="180"/>
+      </w:pPr>
+    </w:lvl>
+    <w:lvl w:ilvl="6" w:tplc="0409000F" w:tentative="1">
+      <w:start w:val="1"/>
+      <w:numFmt w:val="decimal"/>
+      <w:lvlText w:val="%7."/>
+      <w:lvlJc w:val="left"/>
+      <w:pPr>
+        <w:ind w:left="6480" w:hanging="360"/>
+      </w:pPr>
+    </w:lvl>
+    <w:lvl w:ilvl="7" w:tplc="04090019" w:tentative="1">
+      <w:start w:val="1"/>
+      <w:numFmt w:val="lowerLetter"/>
+      <w:lvlText w:val="%8."/>
+      <w:lvlJc w:val="left"/>
+      <w:pPr>
+        <w:ind w:left="7200" w:hanging="360"/>
+      </w:pPr>
+    </w:lvl>
+    <w:lvl w:ilvl="8" w:tplc="0409001B" w:tentative="1">
+      <w:start w:val="1"/>
+      <w:numFmt w:val="lowerRoman"/>
+      <w:lvlText w:val="%9."/>
+      <w:lvlJc w:val="right"/>
+      <w:pPr>
+        <w:ind w:left="7920" w:hanging="180"/>
+      </w:pPr>
+    </w:lvl>
+  </w:abstractNum>
+  <w:abstractNum w:abstractNumId="9" w15:restartNumberingAfterBreak="0">
+    <w:nsid w:val="75174A97"/>
+    <w:multiLevelType w:val="hybridMultilevel"/>
+    <w:tmpl w:val="8C4244CA"/>
+    <w:lvl w:ilvl="0" w:tplc="74101976">
+      <w:start w:val="1"/>
+      <w:numFmt w:val="decimal"/>
+      <w:lvlText w:val="%1."/>
+      <w:lvlJc w:val="left"/>
+      <w:pPr>
+        <w:ind w:left="2160" w:hanging="360"/>
+      </w:pPr>
+      <w:rPr>
+        <w:rFonts w:asciiTheme="minorHAnsi" w:eastAsiaTheme="minorEastAsia" w:hAnsiTheme="minorHAnsi" w:cstheme="minorBidi"/>
+      </w:rPr>
+    </w:lvl>
+    <w:lvl w:ilvl="1" w:tplc="04090019" w:tentative="1">
+      <w:start w:val="1"/>
+      <w:numFmt w:val="lowerLetter"/>
+      <w:lvlText w:val="%2."/>
+      <w:lvlJc w:val="left"/>
+      <w:pPr>
+        <w:ind w:left="2880" w:hanging="360"/>
+      </w:pPr>
+    </w:lvl>
+    <w:lvl w:ilvl="2" w:tplc="0409001B" w:tentative="1">
+      <w:start w:val="1"/>
+      <w:numFmt w:val="lowerRoman"/>
+      <w:lvlText w:val="%3."/>
+      <w:lvlJc w:val="right"/>
+      <w:pPr>
+        <w:ind w:left="3600" w:hanging="180"/>
+      </w:pPr>
+    </w:lvl>
+    <w:lvl w:ilvl="3" w:tplc="0409000F" w:tentative="1">
+      <w:start w:val="1"/>
+      <w:numFmt w:val="decimal"/>
+      <w:lvlText w:val="%4."/>
+      <w:lvlJc w:val="left"/>
+      <w:pPr>
+        <w:ind w:left="4320" w:hanging="360"/>
+      </w:pPr>
+    </w:lvl>
+    <w:lvl w:ilvl="4" w:tplc="04090019" w:tentative="1">
+      <w:start w:val="1"/>
+      <w:numFmt w:val="lowerLetter"/>
+      <w:lvlText w:val="%5."/>
+      <w:lvlJc w:val="left"/>
+      <w:pPr>
+        <w:ind w:left="5040" w:hanging="360"/>
+      </w:pPr>
+    </w:lvl>
+    <w:lvl w:ilvl="5" w:tplc="0409001B" w:tentative="1">
+      <w:start w:val="1"/>
+      <w:numFmt w:val="lowerRoman"/>
+      <w:lvlText w:val="%6."/>
+      <w:lvlJc w:val="right"/>
+      <w:pPr>
+        <w:ind w:left="5760" w:hanging="180"/>
+      </w:pPr>
+    </w:lvl>
+    <w:lvl w:ilvl="6" w:tplc="0409000F" w:tentative="1">
+      <w:start w:val="1"/>
+      <w:numFmt w:val="decimal"/>
+      <w:lvlText w:val="%7."/>
+      <w:lvlJc w:val="left"/>
+      <w:pPr>
+        <w:ind w:left="6480" w:hanging="360"/>
+      </w:pPr>
+    </w:lvl>
+    <w:lvl w:ilvl="7" w:tplc="04090019" w:tentative="1">
+      <w:start w:val="1"/>
+      <w:numFmt w:val="lowerLetter"/>
+      <w:lvlText w:val="%8."/>
+      <w:lvlJc w:val="left"/>
+      <w:pPr>
+        <w:ind w:left="7200" w:hanging="360"/>
+      </w:pPr>
+    </w:lvl>
+    <w:lvl w:ilvl="8" w:tplc="0409001B" w:tentative="1">
+      <w:start w:val="1"/>
+      <w:numFmt w:val="lowerRoman"/>
+      <w:lvlText w:val="%9."/>
+      <w:lvlJc w:val="right"/>
+      <w:pPr>
+        <w:ind w:left="7920" w:hanging="180"/>
+      </w:pPr>
+    </w:lvl>
+  </w:abstractNum>
   <w:num w:numId="1">
+    <w:abstractNumId w:val="4"/>
+  </w:num>
+  <w:num w:numId="2">
     <w:abstractNumId w:val="3"/>
   </w:num>
-  <w:num w:numId="2">
+  <w:num w:numId="3">
     <w:abstractNumId w:val="2"/>
   </w:num>
-  <w:num w:numId="3">
+  <w:num w:numId="4">
     <w:abstractNumId w:val="1"/>
   </w:num>
-  <w:num w:numId="4">
+  <w:num w:numId="5">
+    <w:abstractNumId w:val="5"/>
+  </w:num>
+  <w:num w:numId="6">
+    <w:abstractNumId w:val="9"/>
+  </w:num>
+  <w:num w:numId="7">
+    <w:abstractNumId w:val="7"/>
+  </w:num>
+  <w:num w:numId="8">
+    <w:abstractNumId w:val="8"/>
+  </w:num>
+  <w:num w:numId="9">
+    <w:abstractNumId w:val="6"/>
+  </w:num>
+  <w:num w:numId="10">
     <w:abstractNumId w:val="0"/>
   </w:num>
 </w:numbering>
@@ -1976,7 +2600,7 @@
 </file>
 
 <file path=customXml/itemProps1.xml><?xml version="1.0" encoding="utf-8"?>
-<ds:datastoreItem xmlns:ds="http://schemas.openxmlformats.org/officeDocument/2006/customXml" ds:itemID="{0EB8173E-E70E-465C-9117-2862A7ADC812}">
+<ds:datastoreItem xmlns:ds="http://schemas.openxmlformats.org/officeDocument/2006/customXml" ds:itemID="{C64C0603-BA91-432A-A951-2F9EC3F627C8}">
   <ds:schemaRefs>
     <ds:schemaRef ds:uri="http://schemas.openxmlformats.org/officeDocument/2006/bibliography"/>
   </ds:schemaRefs>
